--- a/labs/diagnoza_lab2.docx
+++ b/labs/diagnoza_lab2.docx
@@ -25,12 +25,6 @@
         <w:gridCol w:w="425"/>
       </w:tblGrid>
       <w:tr>
-        <w:tblPrEx>
-          <w:tblCellMar>
-            <w:top w:w="0" w:type="dxa"/>
-            <w:bottom w:w="0" w:type="dxa"/>
-          </w:tblCellMar>
-        </w:tblPrEx>
         <w:tc>
           <w:tcPr>
             <w:tcW w:w="9763" w:type="dxa"/>
@@ -68,12 +62,6 @@
         </w:tc>
       </w:tr>
       <w:tr>
-        <w:tblPrEx>
-          <w:tblCellMar>
-            <w:top w:w="0" w:type="dxa"/>
-            <w:bottom w:w="0" w:type="dxa"/>
-          </w:tblCellMar>
-        </w:tblPrEx>
         <w:tc>
           <w:tcPr>
             <w:tcW w:w="400" w:type="dxa"/>
@@ -264,12 +252,6 @@
         </w:tc>
       </w:tr>
       <w:tr>
-        <w:tblPrEx>
-          <w:tblCellMar>
-            <w:top w:w="0" w:type="dxa"/>
-            <w:bottom w:w="0" w:type="dxa"/>
-          </w:tblCellMar>
-        </w:tblPrEx>
         <w:tc>
           <w:tcPr>
             <w:tcW w:w="400" w:type="dxa"/>
@@ -283,14 +265,16 @@
           </w:tcPr>
           <w:p>
             <w:pPr>
-              <w:spacing w:after="0"/>
-            </w:pPr>
-          </w:p>
-        </w:tc>
-        <w:tc>
-          <w:tcPr>
-            <w:tcW w:w="9363" w:type="dxa"/>
-            <w:gridSpan w:val="2"/>
+              <w:spacing w:after="0" w:line="240" w:lineRule="auto"/>
+              <w:rPr>
+                <w:rFonts w:ascii="Cambria" w:hAnsi="Cambria"/>
+              </w:rPr>
+            </w:pPr>
+          </w:p>
+        </w:tc>
+        <w:tc>
+          <w:tcPr>
+            <w:tcW w:w="8938" w:type="dxa"/>
             <w:tcBorders>
               <w:top w:val="nil"/>
               <w:left w:val="nil"/>
@@ -304,10 +288,191 @@
               <w:bottom w:w="60" w:type="dxa"/>
               <w:right w:w="200" w:type="dxa"/>
             </w:tcMar>
-          </w:tcPr>
-          <w:p>
-            <w:pPr>
-              <w:spacing w:after="0"/>
+            <w:vAlign w:val="center"/>
+          </w:tcPr>
+          <w:p>
+            <w:pPr>
+              <w:tabs>
+                <w:tab w:val="center" w:pos="4269"/>
+                <w:tab w:val="right" w:pos="8538"/>
+              </w:tabs>
+              <w:spacing w:after="0" w:line="240" w:lineRule="auto"/>
+              <w:jc w:val="center"/>
+              <w:rPr>
+                <w:rFonts w:cstheme="minorHAnsi"/>
+                <w:spacing w:val="8"/>
+                <w:sz w:val="20"/>
+              </w:rPr>
+            </w:pPr>
+            <w:hyperlink r:id="rId7" w:history="1">
+              <w:r>
+                <w:rPr>
+                  <w:rStyle w:val="Hipercze"/>
+                  <w:rFonts w:ascii="Amble LtCn" w:hAnsi="Amble LtCn"/>
+                  <w:color w:val="D0CECE" w:themeColor="background2" w:themeShade="E6"/>
+                  <w:spacing w:val="8"/>
+                  <w:sz w:val="20"/>
+                  <w:u w:val="none"/>
+                </w:rPr>
+                <w:t>ĆWICZENIE 1</w:t>
+              </w:r>
+            </w:hyperlink>
+            <w:r>
+              <w:rPr>
+                <w:rFonts w:ascii="Amble LtCn" w:hAnsi="Amble LtCn"/>
+                <w:color w:val="D0CECE" w:themeColor="background2" w:themeShade="E6"/>
+                <w:spacing w:val="8"/>
+                <w:sz w:val="20"/>
+              </w:rPr>
+              <w:t xml:space="preserve"> -  </w:t>
+            </w:r>
+            <w:hyperlink r:id="rId8" w:history="1">
+              <w:r>
+                <w:rPr>
+                  <w:rStyle w:val="Hipercze"/>
+                  <w:rFonts w:ascii="Amble LtCn" w:hAnsi="Amble LtCn"/>
+                  <w:color w:val="D0CECE" w:themeColor="background2" w:themeShade="E6"/>
+                  <w:spacing w:val="8"/>
+                  <w:sz w:val="20"/>
+                  <w:u w:val="none"/>
+                </w:rPr>
+                <w:t>ĆWICZENIE 2</w:t>
+              </w:r>
+            </w:hyperlink>
+            <w:r>
+              <w:rPr>
+                <w:rFonts w:ascii="Amble LtCn" w:hAnsi="Amble LtCn"/>
+                <w:color w:val="D0CECE" w:themeColor="background2" w:themeShade="E6"/>
+                <w:spacing w:val="8"/>
+                <w:sz w:val="20"/>
+              </w:rPr>
+              <w:t xml:space="preserve"> - </w:t>
+            </w:r>
+            <w:hyperlink r:id="rId9" w:history="1">
+              <w:r>
+                <w:rPr>
+                  <w:rStyle w:val="Hipercze"/>
+                  <w:rFonts w:ascii="Amble LtCn" w:hAnsi="Amble LtCn"/>
+                  <w:color w:val="D0CECE" w:themeColor="background2" w:themeShade="E6"/>
+                  <w:spacing w:val="8"/>
+                  <w:sz w:val="20"/>
+                  <w:u w:val="none"/>
+                </w:rPr>
+                <w:t>ĆWICZENIE 3</w:t>
+              </w:r>
+            </w:hyperlink>
+            <w:r>
+              <w:rPr>
+                <w:rFonts w:ascii="Amble LtCn" w:hAnsi="Amble LtCn"/>
+                <w:color w:val="D0CECE" w:themeColor="background2" w:themeShade="E6"/>
+                <w:spacing w:val="8"/>
+                <w:sz w:val="20"/>
+              </w:rPr>
+              <w:t xml:space="preserve"> - </w:t>
+            </w:r>
+            <w:hyperlink r:id="rId10" w:history="1">
+              <w:r>
+                <w:rPr>
+                  <w:rStyle w:val="Hipercze"/>
+                  <w:rFonts w:ascii="Amble LtCn" w:hAnsi="Amble LtCn"/>
+                  <w:color w:val="D0CECE" w:themeColor="background2" w:themeShade="E6"/>
+                  <w:spacing w:val="8"/>
+                  <w:sz w:val="20"/>
+                  <w:u w:val="none"/>
+                </w:rPr>
+                <w:t>ĆWICZENIE 4</w:t>
+              </w:r>
+            </w:hyperlink>
+            <w:r>
+              <w:rPr>
+                <w:rFonts w:ascii="Amble LtCn" w:hAnsi="Amble LtCn"/>
+                <w:color w:val="D0CECE" w:themeColor="background2" w:themeShade="E6"/>
+                <w:spacing w:val="8"/>
+                <w:sz w:val="20"/>
+              </w:rPr>
+              <w:t xml:space="preserve"> - </w:t>
+            </w:r>
+            <w:hyperlink r:id="rId11" w:history="1">
+              <w:r>
+                <w:rPr>
+                  <w:rStyle w:val="Hipercze"/>
+                  <w:rFonts w:ascii="Amble LtCn" w:hAnsi="Amble LtCn"/>
+                  <w:color w:val="D0CECE" w:themeColor="background2" w:themeShade="E6"/>
+                  <w:spacing w:val="8"/>
+                  <w:sz w:val="20"/>
+                  <w:u w:val="none"/>
+                </w:rPr>
+                <w:t>ĆWICZENIE 5</w:t>
+              </w:r>
+            </w:hyperlink>
+          </w:p>
+        </w:tc>
+        <w:tc>
+          <w:tcPr>
+            <w:tcW w:w="425" w:type="dxa"/>
+            <w:tcBorders>
+              <w:top w:val="nil"/>
+              <w:left w:val="nil"/>
+              <w:bottom w:val="single" w:sz="10" w:space="0" w:color="B8860B"/>
+              <w:right w:val="single" w:sz="14" w:space="0" w:color="1A3557"/>
+            </w:tcBorders>
+            <w:shd w:val="clear" w:color="auto" w:fill="1A3557"/>
+          </w:tcPr>
+          <w:p>
+            <w:pPr>
+              <w:spacing w:after="0" w:line="240" w:lineRule="auto"/>
+              <w:jc w:val="center"/>
+              <w:rPr>
+                <w:rFonts w:cstheme="minorHAnsi"/>
+                <w:spacing w:val="8"/>
+                <w:sz w:val="20"/>
+              </w:rPr>
+            </w:pPr>
+          </w:p>
+        </w:tc>
+      </w:tr>
+      <w:tr>
+        <w:trPr>
+          <w:trHeight w:val="20"/>
+        </w:trPr>
+        <w:tc>
+          <w:tcPr>
+            <w:tcW w:w="400" w:type="dxa"/>
+            <w:tcBorders>
+              <w:top w:val="nil"/>
+              <w:left w:val="single" w:sz="14" w:space="0" w:color="1A3557"/>
+              <w:bottom w:val="single" w:sz="10" w:space="0" w:color="B8860B"/>
+              <w:right w:val="nil"/>
+            </w:tcBorders>
+            <w:shd w:val="clear" w:color="auto" w:fill="1A3557"/>
+          </w:tcPr>
+          <w:p>
+            <w:pPr>
+              <w:spacing w:after="0" w:line="180" w:lineRule="exact"/>
+            </w:pPr>
+          </w:p>
+        </w:tc>
+        <w:tc>
+          <w:tcPr>
+            <w:tcW w:w="9363" w:type="dxa"/>
+            <w:gridSpan w:val="2"/>
+            <w:tcBorders>
+              <w:top w:val="nil"/>
+              <w:left w:val="nil"/>
+              <w:bottom w:val="single" w:sz="10" w:space="0" w:color="B8860B"/>
+              <w:right w:val="single" w:sz="14" w:space="0" w:color="1A3557"/>
+            </w:tcBorders>
+            <w:shd w:val="clear" w:color="auto" w:fill="1A3557"/>
+            <w:tcMar>
+              <w:top w:w="60" w:type="dxa"/>
+              <w:left w:w="200" w:type="dxa"/>
+              <w:bottom w:w="60" w:type="dxa"/>
+              <w:right w:w="200" w:type="dxa"/>
+            </w:tcMar>
+          </w:tcPr>
+          <w:p>
+            <w:pPr>
+              <w:spacing w:after="0" w:line="180" w:lineRule="exact"/>
               <w:jc w:val="right"/>
               <w:rPr>
                 <w:sz w:val="20"/>
@@ -353,12 +518,6 @@
         <w:gridCol w:w="8080"/>
       </w:tblGrid>
       <w:tr>
-        <w:tblPrEx>
-          <w:tblCellMar>
-            <w:top w:w="0" w:type="dxa"/>
-            <w:bottom w:w="0" w:type="dxa"/>
-          </w:tblCellMar>
-        </w:tblPrEx>
         <w:tc>
           <w:tcPr>
             <w:tcW w:w="1835" w:type="dxa"/>
@@ -435,12 +594,6 @@
         </w:tc>
       </w:tr>
       <w:tr>
-        <w:tblPrEx>
-          <w:tblCellMar>
-            <w:top w:w="0" w:type="dxa"/>
-            <w:bottom w:w="0" w:type="dxa"/>
-          </w:tblCellMar>
-        </w:tblPrEx>
         <w:tc>
           <w:tcPr>
             <w:tcW w:w="1835" w:type="dxa"/>
@@ -542,12 +695,6 @@
         </w:tc>
       </w:tr>
       <w:tr>
-        <w:tblPrEx>
-          <w:tblCellMar>
-            <w:top w:w="0" w:type="dxa"/>
-            <w:bottom w:w="0" w:type="dxa"/>
-          </w:tblCellMar>
-        </w:tblPrEx>
         <w:tc>
           <w:tcPr>
             <w:tcW w:w="1835" w:type="dxa"/>
@@ -624,12 +771,6 @@
         </w:tc>
       </w:tr>
       <w:tr>
-        <w:tblPrEx>
-          <w:tblCellMar>
-            <w:top w:w="0" w:type="dxa"/>
-            <w:bottom w:w="0" w:type="dxa"/>
-          </w:tblCellMar>
-        </w:tblPrEx>
         <w:tc>
           <w:tcPr>
             <w:tcW w:w="1835" w:type="dxa"/>
@@ -706,12 +847,6 @@
         </w:tc>
       </w:tr>
       <w:tr>
-        <w:tblPrEx>
-          <w:tblCellMar>
-            <w:top w:w="0" w:type="dxa"/>
-            <w:bottom w:w="0" w:type="dxa"/>
-          </w:tblCellMar>
-        </w:tblPrEx>
         <w:tc>
           <w:tcPr>
             <w:tcW w:w="1835" w:type="dxa"/>
@@ -868,12 +1003,6 @@
         </w:tc>
       </w:tr>
       <w:tr>
-        <w:tblPrEx>
-          <w:tblCellMar>
-            <w:top w:w="0" w:type="dxa"/>
-            <w:bottom w:w="0" w:type="dxa"/>
-          </w:tblCellMar>
-        </w:tblPrEx>
         <w:tc>
           <w:tcPr>
             <w:tcW w:w="1835" w:type="dxa"/>
@@ -968,12 +1097,6 @@
         </w:tc>
       </w:tr>
       <w:tr>
-        <w:tblPrEx>
-          <w:tblCellMar>
-            <w:top w:w="0" w:type="dxa"/>
-            <w:bottom w:w="0" w:type="dxa"/>
-          </w:tblCellMar>
-        </w:tblPrEx>
         <w:tc>
           <w:tcPr>
             <w:tcW w:w="1835" w:type="dxa"/>
@@ -1040,22 +1163,18 @@
             <w:r>
               <w:rPr>
                 <w:rFonts w:ascii="Cambria" w:hAnsi="Cambria"/>
-                <w:color w:val="1C1C2E"/>
+                <w:color w:val="BFBFBF" w:themeColor="background1" w:themeShade="BF"/>
                 <w:sz w:val="20"/>
                 <w:szCs w:val="20"/>
               </w:rPr>
               <w:t>___________________________________________</w:t>
             </w:r>
+            <w:bookmarkStart w:id="0" w:name="_GoBack"/>
+            <w:bookmarkEnd w:id="0"/>
           </w:p>
         </w:tc>
       </w:tr>
       <w:tr>
-        <w:tblPrEx>
-          <w:tblCellMar>
-            <w:top w:w="0" w:type="dxa"/>
-            <w:bottom w:w="0" w:type="dxa"/>
-          </w:tblCellMar>
-        </w:tblPrEx>
         <w:tc>
           <w:tcPr>
             <w:tcW w:w="1835" w:type="dxa"/>
@@ -1122,7 +1241,7 @@
             <w:r>
               <w:rPr>
                 <w:rFonts w:ascii="Cambria" w:hAnsi="Cambria"/>
-                <w:color w:val="1C1C2E"/>
+                <w:color w:val="BFBFBF" w:themeColor="background1" w:themeShade="BF"/>
                 <w:sz w:val="20"/>
                 <w:szCs w:val="20"/>
               </w:rPr>
@@ -1469,12 +1588,6 @@
         <w:gridCol w:w="9910"/>
       </w:tblGrid>
       <w:tr>
-        <w:tblPrEx>
-          <w:tblCellMar>
-            <w:top w:w="0" w:type="dxa"/>
-            <w:bottom w:w="0" w:type="dxa"/>
-          </w:tblCellMar>
-        </w:tblPrEx>
         <w:tc>
           <w:tcPr>
             <w:tcW w:w="9910" w:type="dxa"/>
@@ -1520,12 +1633,6 @@
         </w:tc>
       </w:tr>
       <w:tr>
-        <w:tblPrEx>
-          <w:tblCellMar>
-            <w:top w:w="0" w:type="dxa"/>
-            <w:bottom w:w="0" w:type="dxa"/>
-          </w:tblCellMar>
-        </w:tblPrEx>
         <w:tc>
           <w:tcPr>
             <w:tcW w:w="9910" w:type="dxa"/>
@@ -1861,12 +1968,6 @@
         <w:gridCol w:w="7005"/>
       </w:tblGrid>
       <w:tr>
-        <w:tblPrEx>
-          <w:tblCellMar>
-            <w:top w:w="0" w:type="dxa"/>
-            <w:bottom w:w="0" w:type="dxa"/>
-          </w:tblCellMar>
-        </w:tblPrEx>
         <w:trPr>
           <w:tblHeader/>
         </w:trPr>
@@ -1971,12 +2072,6 @@
         </w:tc>
       </w:tr>
       <w:tr>
-        <w:tblPrEx>
-          <w:tblCellMar>
-            <w:top w:w="0" w:type="dxa"/>
-            <w:bottom w:w="0" w:type="dxa"/>
-          </w:tblCellMar>
-        </w:tblPrEx>
         <w:tc>
           <w:tcPr>
             <w:tcW w:w="1410" w:type="dxa"/>
@@ -2114,12 +2209,6 @@
         </w:tc>
       </w:tr>
       <w:tr>
-        <w:tblPrEx>
-          <w:tblCellMar>
-            <w:top w:w="0" w:type="dxa"/>
-            <w:bottom w:w="0" w:type="dxa"/>
-          </w:tblCellMar>
-        </w:tblPrEx>
         <w:tc>
           <w:tcPr>
             <w:tcW w:w="1410" w:type="dxa"/>
@@ -2235,12 +2324,6 @@
         </w:tc>
       </w:tr>
       <w:tr>
-        <w:tblPrEx>
-          <w:tblCellMar>
-            <w:top w:w="0" w:type="dxa"/>
-            <w:bottom w:w="0" w:type="dxa"/>
-          </w:tblCellMar>
-        </w:tblPrEx>
         <w:tc>
           <w:tcPr>
             <w:tcW w:w="1410" w:type="dxa"/>
@@ -2398,12 +2481,6 @@
         </w:tc>
       </w:tr>
       <w:tr>
-        <w:tblPrEx>
-          <w:tblCellMar>
-            <w:top w:w="0" w:type="dxa"/>
-            <w:bottom w:w="0" w:type="dxa"/>
-          </w:tblCellMar>
-        </w:tblPrEx>
         <w:tc>
           <w:tcPr>
             <w:tcW w:w="1410" w:type="dxa"/>
@@ -2533,12 +2610,6 @@
         </w:tc>
       </w:tr>
       <w:tr>
-        <w:tblPrEx>
-          <w:tblCellMar>
-            <w:top w:w="0" w:type="dxa"/>
-            <w:bottom w:w="0" w:type="dxa"/>
-          </w:tblCellMar>
-        </w:tblPrEx>
         <w:tc>
           <w:tcPr>
             <w:tcW w:w="1410" w:type="dxa"/>
@@ -2696,12 +2767,6 @@
         </w:tc>
       </w:tr>
       <w:tr>
-        <w:tblPrEx>
-          <w:tblCellMar>
-            <w:top w:w="0" w:type="dxa"/>
-            <w:bottom w:w="0" w:type="dxa"/>
-          </w:tblCellMar>
-        </w:tblPrEx>
         <w:tc>
           <w:tcPr>
             <w:tcW w:w="1410" w:type="dxa"/>
@@ -2847,12 +2912,6 @@
         </w:tc>
       </w:tr>
       <w:tr>
-        <w:tblPrEx>
-          <w:tblCellMar>
-            <w:top w:w="0" w:type="dxa"/>
-            <w:bottom w:w="0" w:type="dxa"/>
-          </w:tblCellMar>
-        </w:tblPrEx>
         <w:tc>
           <w:tcPr>
             <w:tcW w:w="1410" w:type="dxa"/>
@@ -3675,12 +3734,6 @@
         <w:gridCol w:w="1843"/>
       </w:tblGrid>
       <w:tr>
-        <w:tblPrEx>
-          <w:tblCellMar>
-            <w:top w:w="0" w:type="dxa"/>
-            <w:bottom w:w="0" w:type="dxa"/>
-          </w:tblCellMar>
-        </w:tblPrEx>
         <w:trPr>
           <w:tblHeader/>
         </w:trPr>
@@ -3827,12 +3880,6 @@
         </w:tc>
       </w:tr>
       <w:tr>
-        <w:tblPrEx>
-          <w:tblCellMar>
-            <w:top w:w="0" w:type="dxa"/>
-            <w:bottom w:w="0" w:type="dxa"/>
-          </w:tblCellMar>
-        </w:tblPrEx>
         <w:tc>
           <w:tcPr>
             <w:tcW w:w="1693" w:type="dxa"/>
@@ -3997,12 +4044,6 @@
         </w:tc>
       </w:tr>
       <w:tr>
-        <w:tblPrEx>
-          <w:tblCellMar>
-            <w:top w:w="0" w:type="dxa"/>
-            <w:bottom w:w="0" w:type="dxa"/>
-          </w:tblCellMar>
-        </w:tblPrEx>
         <w:tc>
           <w:tcPr>
             <w:tcW w:w="1693" w:type="dxa"/>
@@ -4191,12 +4232,6 @@
         </w:tc>
       </w:tr>
       <w:tr>
-        <w:tblPrEx>
-          <w:tblCellMar>
-            <w:top w:w="0" w:type="dxa"/>
-            <w:bottom w:w="0" w:type="dxa"/>
-          </w:tblCellMar>
-        </w:tblPrEx>
         <w:tc>
           <w:tcPr>
             <w:tcW w:w="1693" w:type="dxa"/>
@@ -4361,12 +4396,6 @@
         </w:tc>
       </w:tr>
       <w:tr>
-        <w:tblPrEx>
-          <w:tblCellMar>
-            <w:top w:w="0" w:type="dxa"/>
-            <w:bottom w:w="0" w:type="dxa"/>
-          </w:tblCellMar>
-        </w:tblPrEx>
         <w:tc>
           <w:tcPr>
             <w:tcW w:w="1693" w:type="dxa"/>
@@ -4760,12 +4789,6 @@
         <w:gridCol w:w="2126"/>
       </w:tblGrid>
       <w:tr>
-        <w:tblPrEx>
-          <w:tblCellMar>
-            <w:top w:w="0" w:type="dxa"/>
-            <w:bottom w:w="0" w:type="dxa"/>
-          </w:tblCellMar>
-        </w:tblPrEx>
         <w:trPr>
           <w:tblHeader/>
         </w:trPr>
@@ -4852,12 +4875,6 @@
         </w:tc>
       </w:tr>
       <w:tr>
-        <w:tblPrEx>
-          <w:tblCellMar>
-            <w:top w:w="0" w:type="dxa"/>
-            <w:bottom w:w="0" w:type="dxa"/>
-          </w:tblCellMar>
-        </w:tblPrEx>
         <w:tc>
           <w:tcPr>
             <w:tcW w:w="2000" w:type="dxa"/>
@@ -4962,12 +4979,6 @@
         </w:tc>
       </w:tr>
       <w:tr>
-        <w:tblPrEx>
-          <w:tblCellMar>
-            <w:top w:w="0" w:type="dxa"/>
-            <w:bottom w:w="0" w:type="dxa"/>
-          </w:tblCellMar>
-        </w:tblPrEx>
         <w:tc>
           <w:tcPr>
             <w:tcW w:w="2000" w:type="dxa"/>
@@ -5072,12 +5083,6 @@
         </w:tc>
       </w:tr>
       <w:tr>
-        <w:tblPrEx>
-          <w:tblCellMar>
-            <w:top w:w="0" w:type="dxa"/>
-            <w:bottom w:w="0" w:type="dxa"/>
-          </w:tblCellMar>
-        </w:tblPrEx>
         <w:tc>
           <w:tcPr>
             <w:tcW w:w="2000" w:type="dxa"/>
@@ -5182,12 +5187,6 @@
         </w:tc>
       </w:tr>
       <w:tr>
-        <w:tblPrEx>
-          <w:tblCellMar>
-            <w:top w:w="0" w:type="dxa"/>
-            <w:bottom w:w="0" w:type="dxa"/>
-          </w:tblCellMar>
-        </w:tblPrEx>
         <w:tc>
           <w:tcPr>
             <w:tcW w:w="2000" w:type="dxa"/>
@@ -5292,12 +5291,6 @@
         </w:tc>
       </w:tr>
       <w:tr>
-        <w:tblPrEx>
-          <w:tblCellMar>
-            <w:top w:w="0" w:type="dxa"/>
-            <w:bottom w:w="0" w:type="dxa"/>
-          </w:tblCellMar>
-        </w:tblPrEx>
         <w:tc>
           <w:tcPr>
             <w:tcW w:w="2000" w:type="dxa"/>
@@ -5402,12 +5395,6 @@
         </w:tc>
       </w:tr>
       <w:tr>
-        <w:tblPrEx>
-          <w:tblCellMar>
-            <w:top w:w="0" w:type="dxa"/>
-            <w:bottom w:w="0" w:type="dxa"/>
-          </w:tblCellMar>
-        </w:tblPrEx>
         <w:tc>
           <w:tcPr>
             <w:tcW w:w="2000" w:type="dxa"/>
@@ -5512,12 +5499,6 @@
         </w:tc>
       </w:tr>
       <w:tr>
-        <w:tblPrEx>
-          <w:tblCellMar>
-            <w:top w:w="0" w:type="dxa"/>
-            <w:bottom w:w="0" w:type="dxa"/>
-          </w:tblCellMar>
-        </w:tblPrEx>
         <w:tc>
           <w:tcPr>
             <w:tcW w:w="2000" w:type="dxa"/>
@@ -6003,12 +5984,6 @@
         <w:gridCol w:w="4515"/>
       </w:tblGrid>
       <w:tr>
-        <w:tblPrEx>
-          <w:tblCellMar>
-            <w:top w:w="0" w:type="dxa"/>
-            <w:bottom w:w="0" w:type="dxa"/>
-          </w:tblCellMar>
-        </w:tblPrEx>
         <w:trPr>
           <w:tblHeader/>
         </w:trPr>
@@ -6134,12 +6109,6 @@
         </w:tc>
       </w:tr>
       <w:tr>
-        <w:tblPrEx>
-          <w:tblCellMar>
-            <w:top w:w="0" w:type="dxa"/>
-            <w:bottom w:w="0" w:type="dxa"/>
-          </w:tblCellMar>
-        </w:tblPrEx>
         <w:tc>
           <w:tcPr>
             <w:tcW w:w="1835" w:type="dxa"/>
@@ -6274,12 +6243,6 @@
         </w:tc>
       </w:tr>
       <w:tr>
-        <w:tblPrEx>
-          <w:tblCellMar>
-            <w:top w:w="0" w:type="dxa"/>
-            <w:bottom w:w="0" w:type="dxa"/>
-          </w:tblCellMar>
-        </w:tblPrEx>
         <w:tc>
           <w:tcPr>
             <w:tcW w:w="1835" w:type="dxa"/>
@@ -6414,12 +6377,6 @@
         </w:tc>
       </w:tr>
       <w:tr>
-        <w:tblPrEx>
-          <w:tblCellMar>
-            <w:top w:w="0" w:type="dxa"/>
-            <w:bottom w:w="0" w:type="dxa"/>
-          </w:tblCellMar>
-        </w:tblPrEx>
         <w:tc>
           <w:tcPr>
             <w:tcW w:w="1835" w:type="dxa"/>
@@ -6554,12 +6511,6 @@
         </w:tc>
       </w:tr>
       <w:tr>
-        <w:tblPrEx>
-          <w:tblCellMar>
-            <w:top w:w="0" w:type="dxa"/>
-            <w:bottom w:w="0" w:type="dxa"/>
-          </w:tblCellMar>
-        </w:tblPrEx>
         <w:tc>
           <w:tcPr>
             <w:tcW w:w="1835" w:type="dxa"/>
@@ -6839,12 +6790,6 @@
         <w:gridCol w:w="3402"/>
       </w:tblGrid>
       <w:tr>
-        <w:tblPrEx>
-          <w:tblCellMar>
-            <w:top w:w="0" w:type="dxa"/>
-            <w:bottom w:w="0" w:type="dxa"/>
-          </w:tblCellMar>
-        </w:tblPrEx>
         <w:trPr>
           <w:tblHeader/>
         </w:trPr>
@@ -6958,12 +6903,6 @@
         </w:tc>
       </w:tr>
       <w:tr>
-        <w:tblPrEx>
-          <w:tblCellMar>
-            <w:top w:w="0" w:type="dxa"/>
-            <w:bottom w:w="0" w:type="dxa"/>
-          </w:tblCellMar>
-        </w:tblPrEx>
         <w:tc>
           <w:tcPr>
             <w:tcW w:w="2544" w:type="dxa"/>
@@ -7104,12 +7043,6 @@
         </w:tc>
       </w:tr>
       <w:tr>
-        <w:tblPrEx>
-          <w:tblCellMar>
-            <w:top w:w="0" w:type="dxa"/>
-            <w:bottom w:w="0" w:type="dxa"/>
-          </w:tblCellMar>
-        </w:tblPrEx>
         <w:tc>
           <w:tcPr>
             <w:tcW w:w="2544" w:type="dxa"/>
@@ -7250,12 +7183,6 @@
         </w:tc>
       </w:tr>
       <w:tr>
-        <w:tblPrEx>
-          <w:tblCellMar>
-            <w:top w:w="0" w:type="dxa"/>
-            <w:bottom w:w="0" w:type="dxa"/>
-          </w:tblCellMar>
-        </w:tblPrEx>
         <w:tc>
           <w:tcPr>
             <w:tcW w:w="2544" w:type="dxa"/>
@@ -7573,12 +7500,6 @@
         <w:gridCol w:w="4253"/>
       </w:tblGrid>
       <w:tr>
-        <w:tblPrEx>
-          <w:tblCellMar>
-            <w:top w:w="0" w:type="dxa"/>
-            <w:bottom w:w="0" w:type="dxa"/>
-          </w:tblCellMar>
-        </w:tblPrEx>
         <w:trPr>
           <w:tblHeader/>
         </w:trPr>
@@ -7665,12 +7586,6 @@
         </w:tc>
       </w:tr>
       <w:tr>
-        <w:tblPrEx>
-          <w:tblCellMar>
-            <w:top w:w="0" w:type="dxa"/>
-            <w:bottom w:w="0" w:type="dxa"/>
-          </w:tblCellMar>
-        </w:tblPrEx>
         <w:tc>
           <w:tcPr>
             <w:tcW w:w="1977" w:type="dxa"/>
@@ -7799,12 +7714,6 @@
         </w:tc>
       </w:tr>
       <w:tr>
-        <w:tblPrEx>
-          <w:tblCellMar>
-            <w:top w:w="0" w:type="dxa"/>
-            <w:bottom w:w="0" w:type="dxa"/>
-          </w:tblCellMar>
-        </w:tblPrEx>
         <w:tc>
           <w:tcPr>
             <w:tcW w:w="1977" w:type="dxa"/>
@@ -7909,12 +7818,6 @@
         </w:tc>
       </w:tr>
       <w:tr>
-        <w:tblPrEx>
-          <w:tblCellMar>
-            <w:top w:w="0" w:type="dxa"/>
-            <w:bottom w:w="0" w:type="dxa"/>
-          </w:tblCellMar>
-        </w:tblPrEx>
         <w:tc>
           <w:tcPr>
             <w:tcW w:w="1977" w:type="dxa"/>
@@ -8007,12 +7910,6 @@
         </w:tc>
       </w:tr>
       <w:tr>
-        <w:tblPrEx>
-          <w:tblCellMar>
-            <w:top w:w="0" w:type="dxa"/>
-            <w:bottom w:w="0" w:type="dxa"/>
-          </w:tblCellMar>
-        </w:tblPrEx>
         <w:tc>
           <w:tcPr>
             <w:tcW w:w="1977" w:type="dxa"/>
@@ -8117,12 +8014,6 @@
         </w:tc>
       </w:tr>
       <w:tr>
-        <w:tblPrEx>
-          <w:tblCellMar>
-            <w:top w:w="0" w:type="dxa"/>
-            <w:bottom w:w="0" w:type="dxa"/>
-          </w:tblCellMar>
-        </w:tblPrEx>
         <w:tc>
           <w:tcPr>
             <w:tcW w:w="1977" w:type="dxa"/>
@@ -8227,12 +8118,6 @@
         </w:tc>
       </w:tr>
       <w:tr>
-        <w:tblPrEx>
-          <w:tblCellMar>
-            <w:top w:w="0" w:type="dxa"/>
-            <w:bottom w:w="0" w:type="dxa"/>
-          </w:tblCellMar>
-        </w:tblPrEx>
         <w:tc>
           <w:tcPr>
             <w:tcW w:w="1977" w:type="dxa"/>
@@ -8361,12 +8246,6 @@
         </w:tc>
       </w:tr>
       <w:tr>
-        <w:tblPrEx>
-          <w:tblCellMar>
-            <w:top w:w="0" w:type="dxa"/>
-            <w:bottom w:w="0" w:type="dxa"/>
-          </w:tblCellMar>
-        </w:tblPrEx>
         <w:tc>
           <w:tcPr>
             <w:tcW w:w="1977" w:type="dxa"/>
@@ -8524,12 +8403,6 @@
         <w:gridCol w:w="9910"/>
       </w:tblGrid>
       <w:tr>
-        <w:tblPrEx>
-          <w:tblCellMar>
-            <w:top w:w="0" w:type="dxa"/>
-            <w:bottom w:w="0" w:type="dxa"/>
-          </w:tblCellMar>
-        </w:tblPrEx>
         <w:tc>
           <w:tcPr>
             <w:tcW w:w="9910" w:type="dxa"/>
@@ -8564,12 +8437,6 @@
         </w:tc>
       </w:tr>
       <w:tr>
-        <w:tblPrEx>
-          <w:tblCellMar>
-            <w:top w:w="0" w:type="dxa"/>
-            <w:bottom w:w="0" w:type="dxa"/>
-          </w:tblCellMar>
-        </w:tblPrEx>
         <w:tc>
           <w:tcPr>
             <w:tcW w:w="9910" w:type="dxa"/>
@@ -8703,12 +8570,6 @@
         <w:gridCol w:w="9913"/>
       </w:tblGrid>
       <w:tr>
-        <w:tblPrEx>
-          <w:tblCellMar>
-            <w:top w:w="0" w:type="dxa"/>
-            <w:bottom w:w="0" w:type="dxa"/>
-          </w:tblCellMar>
-        </w:tblPrEx>
         <w:tc>
           <w:tcPr>
             <w:tcW w:w="9913" w:type="dxa"/>
@@ -8794,12 +8655,6 @@
         </w:tc>
       </w:tr>
       <w:tr>
-        <w:tblPrEx>
-          <w:tblCellMar>
-            <w:top w:w="0" w:type="dxa"/>
-            <w:bottom w:w="0" w:type="dxa"/>
-          </w:tblCellMar>
-        </w:tblPrEx>
         <w:tc>
           <w:tcPr>
             <w:tcW w:w="9913" w:type="dxa"/>
@@ -8987,12 +8842,6 @@
         <w:gridCol w:w="1417"/>
       </w:tblGrid>
       <w:tr>
-        <w:tblPrEx>
-          <w:tblCellMar>
-            <w:top w:w="0" w:type="dxa"/>
-            <w:bottom w:w="0" w:type="dxa"/>
-          </w:tblCellMar>
-        </w:tblPrEx>
         <w:trPr>
           <w:tblHeader/>
         </w:trPr>
@@ -9106,12 +8955,6 @@
         </w:tc>
       </w:tr>
       <w:tr>
-        <w:tblPrEx>
-          <w:tblCellMar>
-            <w:top w:w="0" w:type="dxa"/>
-            <w:bottom w:w="0" w:type="dxa"/>
-          </w:tblCellMar>
-        </w:tblPrEx>
         <w:tc>
           <w:tcPr>
             <w:tcW w:w="2400" w:type="dxa"/>
@@ -9234,12 +9077,6 @@
         </w:tc>
       </w:tr>
       <w:tr>
-        <w:tblPrEx>
-          <w:tblCellMar>
-            <w:top w:w="0" w:type="dxa"/>
-            <w:bottom w:w="0" w:type="dxa"/>
-          </w:tblCellMar>
-        </w:tblPrEx>
         <w:tc>
           <w:tcPr>
             <w:tcW w:w="2400" w:type="dxa"/>
@@ -9362,12 +9199,6 @@
         </w:tc>
       </w:tr>
       <w:tr>
-        <w:tblPrEx>
-          <w:tblCellMar>
-            <w:top w:w="0" w:type="dxa"/>
-            <w:bottom w:w="0" w:type="dxa"/>
-          </w:tblCellMar>
-        </w:tblPrEx>
         <w:tc>
           <w:tcPr>
             <w:tcW w:w="2400" w:type="dxa"/>
@@ -9490,12 +9321,6 @@
         </w:tc>
       </w:tr>
       <w:tr>
-        <w:tblPrEx>
-          <w:tblCellMar>
-            <w:top w:w="0" w:type="dxa"/>
-            <w:bottom w:w="0" w:type="dxa"/>
-          </w:tblCellMar>
-        </w:tblPrEx>
         <w:tc>
           <w:tcPr>
             <w:tcW w:w="2400" w:type="dxa"/>
@@ -9630,12 +9455,6 @@
         </w:tc>
       </w:tr>
       <w:tr>
-        <w:tblPrEx>
-          <w:tblCellMar>
-            <w:top w:w="0" w:type="dxa"/>
-            <w:bottom w:w="0" w:type="dxa"/>
-          </w:tblCellMar>
-        </w:tblPrEx>
         <w:tc>
           <w:tcPr>
             <w:tcW w:w="2400" w:type="dxa"/>
@@ -9758,12 +9577,6 @@
         </w:tc>
       </w:tr>
       <w:tr>
-        <w:tblPrEx>
-          <w:tblCellMar>
-            <w:top w:w="0" w:type="dxa"/>
-            <w:bottom w:w="0" w:type="dxa"/>
-          </w:tblCellMar>
-        </w:tblPrEx>
         <w:tc>
           <w:tcPr>
             <w:tcW w:w="2400" w:type="dxa"/>
@@ -9886,12 +9699,6 @@
         </w:tc>
       </w:tr>
       <w:tr>
-        <w:tblPrEx>
-          <w:tblCellMar>
-            <w:top w:w="0" w:type="dxa"/>
-            <w:bottom w:w="0" w:type="dxa"/>
-          </w:tblCellMar>
-        </w:tblPrEx>
         <w:tc>
           <w:tcPr>
             <w:tcW w:w="2400" w:type="dxa"/>
@@ -10014,12 +9821,6 @@
         </w:tc>
       </w:tr>
       <w:tr>
-        <w:tblPrEx>
-          <w:tblCellMar>
-            <w:top w:w="0" w:type="dxa"/>
-            <w:bottom w:w="0" w:type="dxa"/>
-          </w:tblCellMar>
-        </w:tblPrEx>
         <w:tc>
           <w:tcPr>
             <w:tcW w:w="2400" w:type="dxa"/>
@@ -10142,12 +9943,6 @@
         </w:tc>
       </w:tr>
       <w:tr>
-        <w:tblPrEx>
-          <w:tblCellMar>
-            <w:top w:w="0" w:type="dxa"/>
-            <w:bottom w:w="0" w:type="dxa"/>
-          </w:tblCellMar>
-        </w:tblPrEx>
         <w:tc>
           <w:tcPr>
             <w:tcW w:w="2400" w:type="dxa"/>
@@ -10270,12 +10065,6 @@
         </w:tc>
       </w:tr>
       <w:tr>
-        <w:tblPrEx>
-          <w:tblCellMar>
-            <w:top w:w="0" w:type="dxa"/>
-            <w:bottom w:w="0" w:type="dxa"/>
-          </w:tblCellMar>
-        </w:tblPrEx>
         <w:tc>
           <w:tcPr>
             <w:tcW w:w="2400" w:type="dxa"/>
@@ -10545,12 +10334,6 @@
         <w:gridCol w:w="1701"/>
       </w:tblGrid>
       <w:tr>
-        <w:tblPrEx>
-          <w:tblCellMar>
-            <w:top w:w="0" w:type="dxa"/>
-            <w:bottom w:w="0" w:type="dxa"/>
-          </w:tblCellMar>
-        </w:tblPrEx>
         <w:trPr>
           <w:tblHeader/>
         </w:trPr>
@@ -10691,12 +10474,6 @@
         </w:tc>
       </w:tr>
       <w:tr>
-        <w:tblPrEx>
-          <w:tblCellMar>
-            <w:top w:w="0" w:type="dxa"/>
-            <w:bottom w:w="0" w:type="dxa"/>
-          </w:tblCellMar>
-        </w:tblPrEx>
         <w:tc>
           <w:tcPr>
             <w:tcW w:w="2825" w:type="dxa"/>
@@ -10861,12 +10638,6 @@
         </w:tc>
       </w:tr>
       <w:tr>
-        <w:tblPrEx>
-          <w:tblCellMar>
-            <w:top w:w="0" w:type="dxa"/>
-            <w:bottom w:w="0" w:type="dxa"/>
-          </w:tblCellMar>
-        </w:tblPrEx>
         <w:tc>
           <w:tcPr>
             <w:tcW w:w="2825" w:type="dxa"/>
@@ -11031,12 +10802,6 @@
         </w:tc>
       </w:tr>
       <w:tr>
-        <w:tblPrEx>
-          <w:tblCellMar>
-            <w:top w:w="0" w:type="dxa"/>
-            <w:bottom w:w="0" w:type="dxa"/>
-          </w:tblCellMar>
-        </w:tblPrEx>
         <w:tc>
           <w:tcPr>
             <w:tcW w:w="2825" w:type="dxa"/>
@@ -11201,12 +10966,6 @@
         </w:tc>
       </w:tr>
       <w:tr>
-        <w:tblPrEx>
-          <w:tblCellMar>
-            <w:top w:w="0" w:type="dxa"/>
-            <w:bottom w:w="0" w:type="dxa"/>
-          </w:tblCellMar>
-        </w:tblPrEx>
         <w:tc>
           <w:tcPr>
             <w:tcW w:w="2825" w:type="dxa"/>
@@ -11371,12 +11130,6 @@
         </w:tc>
       </w:tr>
       <w:tr>
-        <w:tblPrEx>
-          <w:tblCellMar>
-            <w:top w:w="0" w:type="dxa"/>
-            <w:bottom w:w="0" w:type="dxa"/>
-          </w:tblCellMar>
-        </w:tblPrEx>
         <w:tc>
           <w:tcPr>
             <w:tcW w:w="2825" w:type="dxa"/>
@@ -11570,12 +11323,6 @@
         <w:gridCol w:w="9913"/>
       </w:tblGrid>
       <w:tr>
-        <w:tblPrEx>
-          <w:tblCellMar>
-            <w:top w:w="0" w:type="dxa"/>
-            <w:bottom w:w="0" w:type="dxa"/>
-          </w:tblCellMar>
-        </w:tblPrEx>
         <w:tc>
           <w:tcPr>
             <w:tcW w:w="9913" w:type="dxa"/>
@@ -11645,12 +11392,6 @@
         </w:tc>
       </w:tr>
       <w:tr>
-        <w:tblPrEx>
-          <w:tblCellMar>
-            <w:top w:w="0" w:type="dxa"/>
-            <w:bottom w:w="0" w:type="dxa"/>
-          </w:tblCellMar>
-        </w:tblPrEx>
         <w:tc>
           <w:tcPr>
             <w:tcW w:w="9913" w:type="dxa"/>
@@ -11864,12 +11605,6 @@
         <w:gridCol w:w="1985"/>
       </w:tblGrid>
       <w:tr>
-        <w:tblPrEx>
-          <w:tblCellMar>
-            <w:top w:w="0" w:type="dxa"/>
-            <w:bottom w:w="0" w:type="dxa"/>
-          </w:tblCellMar>
-        </w:tblPrEx>
         <w:trPr>
           <w:tblHeader/>
         </w:trPr>
@@ -11983,12 +11718,6 @@
         </w:tc>
       </w:tr>
       <w:tr>
-        <w:tblPrEx>
-          <w:tblCellMar>
-            <w:top w:w="0" w:type="dxa"/>
-            <w:bottom w:w="0" w:type="dxa"/>
-          </w:tblCellMar>
-        </w:tblPrEx>
         <w:tc>
           <w:tcPr>
             <w:tcW w:w="3200" w:type="dxa"/>
@@ -12111,12 +11840,6 @@
         </w:tc>
       </w:tr>
       <w:tr>
-        <w:tblPrEx>
-          <w:tblCellMar>
-            <w:top w:w="0" w:type="dxa"/>
-            <w:bottom w:w="0" w:type="dxa"/>
-          </w:tblCellMar>
-        </w:tblPrEx>
         <w:tc>
           <w:tcPr>
             <w:tcW w:w="3200" w:type="dxa"/>
@@ -12239,12 +11962,6 @@
         </w:tc>
       </w:tr>
       <w:tr>
-        <w:tblPrEx>
-          <w:tblCellMar>
-            <w:top w:w="0" w:type="dxa"/>
-            <w:bottom w:w="0" w:type="dxa"/>
-          </w:tblCellMar>
-        </w:tblPrEx>
         <w:tc>
           <w:tcPr>
             <w:tcW w:w="3200" w:type="dxa"/>
@@ -12367,12 +12084,6 @@
         </w:tc>
       </w:tr>
       <w:tr>
-        <w:tblPrEx>
-          <w:tblCellMar>
-            <w:top w:w="0" w:type="dxa"/>
-            <w:bottom w:w="0" w:type="dxa"/>
-          </w:tblCellMar>
-        </w:tblPrEx>
         <w:tc>
           <w:tcPr>
             <w:tcW w:w="3200" w:type="dxa"/>
@@ -12507,12 +12218,6 @@
         </w:tc>
       </w:tr>
       <w:tr>
-        <w:tblPrEx>
-          <w:tblCellMar>
-            <w:top w:w="0" w:type="dxa"/>
-            <w:bottom w:w="0" w:type="dxa"/>
-          </w:tblCellMar>
-        </w:tblPrEx>
         <w:tc>
           <w:tcPr>
             <w:tcW w:w="3200" w:type="dxa"/>
@@ -12635,12 +12340,6 @@
         </w:tc>
       </w:tr>
       <w:tr>
-        <w:tblPrEx>
-          <w:tblCellMar>
-            <w:top w:w="0" w:type="dxa"/>
-            <w:bottom w:w="0" w:type="dxa"/>
-          </w:tblCellMar>
-        </w:tblPrEx>
         <w:tc>
           <w:tcPr>
             <w:tcW w:w="3200" w:type="dxa"/>
@@ -12763,12 +12462,6 @@
         </w:tc>
       </w:tr>
       <w:tr>
-        <w:tblPrEx>
-          <w:tblCellMar>
-            <w:top w:w="0" w:type="dxa"/>
-            <w:bottom w:w="0" w:type="dxa"/>
-          </w:tblCellMar>
-        </w:tblPrEx>
         <w:tc>
           <w:tcPr>
             <w:tcW w:w="3200" w:type="dxa"/>
@@ -12891,12 +12584,6 @@
         </w:tc>
       </w:tr>
       <w:tr>
-        <w:tblPrEx>
-          <w:tblCellMar>
-            <w:top w:w="0" w:type="dxa"/>
-            <w:bottom w:w="0" w:type="dxa"/>
-          </w:tblCellMar>
-        </w:tblPrEx>
         <w:tc>
           <w:tcPr>
             <w:tcW w:w="3200" w:type="dxa"/>
@@ -13019,12 +12706,6 @@
         </w:tc>
       </w:tr>
       <w:tr>
-        <w:tblPrEx>
-          <w:tblCellMar>
-            <w:top w:w="0" w:type="dxa"/>
-            <w:bottom w:w="0" w:type="dxa"/>
-          </w:tblCellMar>
-        </w:tblPrEx>
         <w:tc>
           <w:tcPr>
             <w:tcW w:w="3200" w:type="dxa"/>
@@ -13147,12 +12828,6 @@
         </w:tc>
       </w:tr>
       <w:tr>
-        <w:tblPrEx>
-          <w:tblCellMar>
-            <w:top w:w="0" w:type="dxa"/>
-            <w:bottom w:w="0" w:type="dxa"/>
-          </w:tblCellMar>
-        </w:tblPrEx>
         <w:tc>
           <w:tcPr>
             <w:tcW w:w="3200" w:type="dxa"/>
@@ -13358,12 +13033,6 @@
         <w:gridCol w:w="1392"/>
       </w:tblGrid>
       <w:tr>
-        <w:tblPrEx>
-          <w:tblCellMar>
-            <w:top w:w="0" w:type="dxa"/>
-            <w:bottom w:w="0" w:type="dxa"/>
-          </w:tblCellMar>
-        </w:tblPrEx>
         <w:trPr>
           <w:tblHeader/>
         </w:trPr>
@@ -13504,12 +13173,6 @@
         </w:tc>
       </w:tr>
       <w:tr>
-        <w:tblPrEx>
-          <w:tblCellMar>
-            <w:top w:w="0" w:type="dxa"/>
-            <w:bottom w:w="0" w:type="dxa"/>
-          </w:tblCellMar>
-        </w:tblPrEx>
         <w:tc>
           <w:tcPr>
             <w:tcW w:w="2825" w:type="dxa"/>
@@ -13674,12 +13337,6 @@
         </w:tc>
       </w:tr>
       <w:tr>
-        <w:tblPrEx>
-          <w:tblCellMar>
-            <w:top w:w="0" w:type="dxa"/>
-            <w:bottom w:w="0" w:type="dxa"/>
-          </w:tblCellMar>
-        </w:tblPrEx>
         <w:tc>
           <w:tcPr>
             <w:tcW w:w="2825" w:type="dxa"/>
@@ -13844,12 +13501,6 @@
         </w:tc>
       </w:tr>
       <w:tr>
-        <w:tblPrEx>
-          <w:tblCellMar>
-            <w:top w:w="0" w:type="dxa"/>
-            <w:bottom w:w="0" w:type="dxa"/>
-          </w:tblCellMar>
-        </w:tblPrEx>
         <w:tc>
           <w:tcPr>
             <w:tcW w:w="2825" w:type="dxa"/>
@@ -14014,12 +13665,6 @@
         </w:tc>
       </w:tr>
       <w:tr>
-        <w:tblPrEx>
-          <w:tblCellMar>
-            <w:top w:w="0" w:type="dxa"/>
-            <w:bottom w:w="0" w:type="dxa"/>
-          </w:tblCellMar>
-        </w:tblPrEx>
         <w:tc>
           <w:tcPr>
             <w:tcW w:w="2825" w:type="dxa"/>
@@ -14184,12 +13829,6 @@
         </w:tc>
       </w:tr>
       <w:tr>
-        <w:tblPrEx>
-          <w:tblCellMar>
-            <w:top w:w="0" w:type="dxa"/>
-            <w:bottom w:w="0" w:type="dxa"/>
-          </w:tblCellMar>
-        </w:tblPrEx>
         <w:tc>
           <w:tcPr>
             <w:tcW w:w="2825" w:type="dxa"/>
@@ -14516,12 +14155,6 @@
         <w:gridCol w:w="2410"/>
       </w:tblGrid>
       <w:tr>
-        <w:tblPrEx>
-          <w:tblCellMar>
-            <w:top w:w="0" w:type="dxa"/>
-            <w:bottom w:w="0" w:type="dxa"/>
-          </w:tblCellMar>
-        </w:tblPrEx>
         <w:trPr>
           <w:tblHeader/>
         </w:trPr>
@@ -14759,12 +14392,6 @@
         </w:tc>
       </w:tr>
       <w:tr>
-        <w:tblPrEx>
-          <w:tblCellMar>
-            <w:top w:w="0" w:type="dxa"/>
-            <w:bottom w:w="0" w:type="dxa"/>
-          </w:tblCellMar>
-        </w:tblPrEx>
         <w:tc>
           <w:tcPr>
             <w:tcW w:w="1408" w:type="dxa"/>
@@ -15016,12 +14643,6 @@
         </w:tc>
       </w:tr>
       <w:tr>
-        <w:tblPrEx>
-          <w:tblCellMar>
-            <w:top w:w="0" w:type="dxa"/>
-            <w:bottom w:w="0" w:type="dxa"/>
-          </w:tblCellMar>
-        </w:tblPrEx>
         <w:tc>
           <w:tcPr>
             <w:tcW w:w="1408" w:type="dxa"/>
@@ -15296,12 +14917,6 @@
         <w:gridCol w:w="9768"/>
       </w:tblGrid>
       <w:tr>
-        <w:tblPrEx>
-          <w:tblCellMar>
-            <w:top w:w="0" w:type="dxa"/>
-            <w:bottom w:w="0" w:type="dxa"/>
-          </w:tblCellMar>
-        </w:tblPrEx>
         <w:tc>
           <w:tcPr>
             <w:tcW w:w="9768" w:type="dxa"/>
@@ -15338,12 +14953,6 @@
         </w:tc>
       </w:tr>
       <w:tr>
-        <w:tblPrEx>
-          <w:tblCellMar>
-            <w:top w:w="0" w:type="dxa"/>
-            <w:bottom w:w="0" w:type="dxa"/>
-          </w:tblCellMar>
-        </w:tblPrEx>
         <w:tc>
           <w:tcPr>
             <w:tcW w:w="9768" w:type="dxa"/>
@@ -15711,12 +15320,6 @@
         <w:gridCol w:w="9353"/>
       </w:tblGrid>
       <w:tr>
-        <w:tblPrEx>
-          <w:tblCellMar>
-            <w:top w:w="0" w:type="dxa"/>
-            <w:bottom w:w="0" w:type="dxa"/>
-          </w:tblCellMar>
-        </w:tblPrEx>
         <w:tc>
           <w:tcPr>
             <w:tcW w:w="560" w:type="dxa"/>
@@ -16127,12 +15730,6 @@
         <w:gridCol w:w="9353"/>
       </w:tblGrid>
       <w:tr>
-        <w:tblPrEx>
-          <w:tblCellMar>
-            <w:top w:w="0" w:type="dxa"/>
-            <w:bottom w:w="0" w:type="dxa"/>
-          </w:tblCellMar>
-        </w:tblPrEx>
         <w:tc>
           <w:tcPr>
             <w:tcW w:w="560" w:type="dxa"/>
@@ -16486,12 +16083,6 @@
         <w:gridCol w:w="9353"/>
       </w:tblGrid>
       <w:tr>
-        <w:tblPrEx>
-          <w:tblCellMar>
-            <w:top w:w="0" w:type="dxa"/>
-            <w:bottom w:w="0" w:type="dxa"/>
-          </w:tblCellMar>
-        </w:tblPrEx>
         <w:tc>
           <w:tcPr>
             <w:tcW w:w="560" w:type="dxa"/>
@@ -16878,12 +16469,6 @@
         <w:gridCol w:w="9353"/>
       </w:tblGrid>
       <w:tr>
-        <w:tblPrEx>
-          <w:tblCellMar>
-            <w:top w:w="0" w:type="dxa"/>
-            <w:bottom w:w="0" w:type="dxa"/>
-          </w:tblCellMar>
-        </w:tblPrEx>
         <w:tc>
           <w:tcPr>
             <w:tcW w:w="560" w:type="dxa"/>
@@ -17254,12 +16839,6 @@
         <w:gridCol w:w="9353"/>
       </w:tblGrid>
       <w:tr>
-        <w:tblPrEx>
-          <w:tblCellMar>
-            <w:top w:w="0" w:type="dxa"/>
-            <w:bottom w:w="0" w:type="dxa"/>
-          </w:tblCellMar>
-        </w:tblPrEx>
         <w:tc>
           <w:tcPr>
             <w:tcW w:w="560" w:type="dxa"/>
@@ -17593,12 +17172,6 @@
         <w:gridCol w:w="9354"/>
       </w:tblGrid>
       <w:tr>
-        <w:tblPrEx>
-          <w:tblCellMar>
-            <w:top w:w="0" w:type="dxa"/>
-            <w:bottom w:w="0" w:type="dxa"/>
-          </w:tblCellMar>
-        </w:tblPrEx>
         <w:tc>
           <w:tcPr>
             <w:tcW w:w="560" w:type="dxa"/>
@@ -18022,12 +17595,6 @@
         <w:gridCol w:w="9353"/>
       </w:tblGrid>
       <w:tr>
-        <w:tblPrEx>
-          <w:tblCellMar>
-            <w:top w:w="0" w:type="dxa"/>
-            <w:bottom w:w="0" w:type="dxa"/>
-          </w:tblCellMar>
-        </w:tblPrEx>
         <w:tc>
           <w:tcPr>
             <w:tcW w:w="560" w:type="dxa"/>
@@ -18381,12 +17948,6 @@
         <w:gridCol w:w="9353"/>
       </w:tblGrid>
       <w:tr>
-        <w:tblPrEx>
-          <w:tblCellMar>
-            <w:top w:w="0" w:type="dxa"/>
-            <w:bottom w:w="0" w:type="dxa"/>
-          </w:tblCellMar>
-        </w:tblPrEx>
         <w:tc>
           <w:tcPr>
             <w:tcW w:w="560" w:type="dxa"/>
@@ -18757,12 +18318,6 @@
         <w:gridCol w:w="9353"/>
       </w:tblGrid>
       <w:tr>
-        <w:tblPrEx>
-          <w:tblCellMar>
-            <w:top w:w="0" w:type="dxa"/>
-            <w:bottom w:w="0" w:type="dxa"/>
-          </w:tblCellMar>
-        </w:tblPrEx>
         <w:tc>
           <w:tcPr>
             <w:tcW w:w="560" w:type="dxa"/>
@@ -19122,12 +18677,6 @@
         <w:gridCol w:w="9353"/>
       </w:tblGrid>
       <w:tr>
-        <w:tblPrEx>
-          <w:tblCellMar>
-            <w:top w:w="0" w:type="dxa"/>
-            <w:bottom w:w="0" w:type="dxa"/>
-          </w:tblCellMar>
-        </w:tblPrEx>
         <w:tc>
           <w:tcPr>
             <w:tcW w:w="560" w:type="dxa"/>
@@ -19471,12 +19020,6 @@
         <w:gridCol w:w="9354"/>
       </w:tblGrid>
       <w:tr>
-        <w:tblPrEx>
-          <w:tblCellMar>
-            <w:top w:w="0" w:type="dxa"/>
-            <w:bottom w:w="0" w:type="dxa"/>
-          </w:tblCellMar>
-        </w:tblPrEx>
         <w:tc>
           <w:tcPr>
             <w:tcW w:w="560" w:type="dxa"/>
@@ -19977,12 +19520,6 @@
         <w:gridCol w:w="9354"/>
       </w:tblGrid>
       <w:tr>
-        <w:tblPrEx>
-          <w:tblCellMar>
-            <w:top w:w="0" w:type="dxa"/>
-            <w:bottom w:w="0" w:type="dxa"/>
-          </w:tblCellMar>
-        </w:tblPrEx>
         <w:tc>
           <w:tcPr>
             <w:tcW w:w="560" w:type="dxa"/>
@@ -20325,12 +19862,6 @@
         <w:gridCol w:w="9921"/>
       </w:tblGrid>
       <w:tr>
-        <w:tblPrEx>
-          <w:tblCellMar>
-            <w:top w:w="0" w:type="dxa"/>
-            <w:bottom w:w="0" w:type="dxa"/>
-          </w:tblCellMar>
-        </w:tblPrEx>
         <w:tc>
           <w:tcPr>
             <w:tcW w:w="9921" w:type="dxa"/>
@@ -20376,12 +19907,6 @@
         </w:tc>
       </w:tr>
       <w:tr>
-        <w:tblPrEx>
-          <w:tblCellMar>
-            <w:top w:w="0" w:type="dxa"/>
-            <w:bottom w:w="0" w:type="dxa"/>
-          </w:tblCellMar>
-        </w:tblPrEx>
         <w:tc>
           <w:tcPr>
             <w:tcW w:w="9921" w:type="dxa"/>
@@ -20978,12 +20503,6 @@
         <w:gridCol w:w="6946"/>
       </w:tblGrid>
       <w:tr>
-        <w:tblPrEx>
-          <w:tblCellMar>
-            <w:top w:w="0" w:type="dxa"/>
-            <w:bottom w:w="0" w:type="dxa"/>
-          </w:tblCellMar>
-        </w:tblPrEx>
         <w:trPr>
           <w:trHeight w:val="20"/>
         </w:trPr>
@@ -21080,12 +20599,6 @@
         </w:tc>
       </w:tr>
       <w:tr>
-        <w:tblPrEx>
-          <w:tblCellMar>
-            <w:top w:w="0" w:type="dxa"/>
-            <w:bottom w:w="0" w:type="dxa"/>
-          </w:tblCellMar>
-        </w:tblPrEx>
         <w:trPr>
           <w:trHeight w:val="20"/>
         </w:trPr>
@@ -21160,12 +20673,6 @@
         </w:tc>
       </w:tr>
       <w:tr>
-        <w:tblPrEx>
-          <w:tblCellMar>
-            <w:top w:w="0" w:type="dxa"/>
-            <w:bottom w:w="0" w:type="dxa"/>
-          </w:tblCellMar>
-        </w:tblPrEx>
         <w:trPr>
           <w:trHeight w:val="20"/>
         </w:trPr>
@@ -21262,12 +20769,6 @@
         </w:tc>
       </w:tr>
       <w:tr>
-        <w:tblPrEx>
-          <w:tblCellMar>
-            <w:top w:w="0" w:type="dxa"/>
-            <w:bottom w:w="0" w:type="dxa"/>
-          </w:tblCellMar>
-        </w:tblPrEx>
         <w:trPr>
           <w:trHeight w:val="20"/>
         </w:trPr>
@@ -21342,12 +20843,6 @@
         </w:tc>
       </w:tr>
       <w:tr>
-        <w:tblPrEx>
-          <w:tblCellMar>
-            <w:top w:w="0" w:type="dxa"/>
-            <w:bottom w:w="0" w:type="dxa"/>
-          </w:tblCellMar>
-        </w:tblPrEx>
         <w:trPr>
           <w:trHeight w:val="20"/>
         </w:trPr>
@@ -21475,12 +20970,6 @@
         <w:gridCol w:w="2268"/>
       </w:tblGrid>
       <w:tr>
-        <w:tblPrEx>
-          <w:tblCellMar>
-            <w:top w:w="0" w:type="dxa"/>
-            <w:bottom w:w="0" w:type="dxa"/>
-          </w:tblCellMar>
-        </w:tblPrEx>
         <w:trPr>
           <w:tblHeader/>
         </w:trPr>
@@ -21721,12 +21210,6 @@
         </w:tc>
       </w:tr>
       <w:tr>
-        <w:tblPrEx>
-          <w:tblCellMar>
-            <w:top w:w="0" w:type="dxa"/>
-            <w:bottom w:w="0" w:type="dxa"/>
-          </w:tblCellMar>
-        </w:tblPrEx>
         <w:tc>
           <w:tcPr>
             <w:tcW w:w="1600" w:type="dxa"/>
@@ -21951,12 +21434,6 @@
         </w:tc>
       </w:tr>
       <w:tr>
-        <w:tblPrEx>
-          <w:tblCellMar>
-            <w:top w:w="0" w:type="dxa"/>
-            <w:bottom w:w="0" w:type="dxa"/>
-          </w:tblCellMar>
-        </w:tblPrEx>
         <w:tc>
           <w:tcPr>
             <w:tcW w:w="1600" w:type="dxa"/>
@@ -22181,12 +21658,6 @@
         </w:tc>
       </w:tr>
       <w:tr>
-        <w:tblPrEx>
-          <w:tblCellMar>
-            <w:top w:w="0" w:type="dxa"/>
-            <w:bottom w:w="0" w:type="dxa"/>
-          </w:tblCellMar>
-        </w:tblPrEx>
         <w:tc>
           <w:tcPr>
             <w:tcW w:w="1600" w:type="dxa"/>
@@ -22411,12 +21882,6 @@
         </w:tc>
       </w:tr>
       <w:tr>
-        <w:tblPrEx>
-          <w:tblCellMar>
-            <w:top w:w="0" w:type="dxa"/>
-            <w:bottom w:w="0" w:type="dxa"/>
-          </w:tblCellMar>
-        </w:tblPrEx>
         <w:tc>
           <w:tcPr>
             <w:tcW w:w="1600" w:type="dxa"/>
@@ -22641,12 +22106,6 @@
         </w:tc>
       </w:tr>
       <w:tr>
-        <w:tblPrEx>
-          <w:tblCellMar>
-            <w:top w:w="0" w:type="dxa"/>
-            <w:bottom w:w="0" w:type="dxa"/>
-          </w:tblCellMar>
-        </w:tblPrEx>
         <w:tc>
           <w:tcPr>
             <w:tcW w:w="1600" w:type="dxa"/>
@@ -22871,12 +22330,6 @@
         </w:tc>
       </w:tr>
       <w:tr>
-        <w:tblPrEx>
-          <w:tblCellMar>
-            <w:top w:w="0" w:type="dxa"/>
-            <w:bottom w:w="0" w:type="dxa"/>
-          </w:tblCellMar>
-        </w:tblPrEx>
         <w:tc>
           <w:tcPr>
             <w:tcW w:w="1600" w:type="dxa"/>
@@ -23161,12 +22614,6 @@
         <w:gridCol w:w="6318"/>
       </w:tblGrid>
       <w:tr>
-        <w:tblPrEx>
-          <w:tblCellMar>
-            <w:top w:w="0" w:type="dxa"/>
-            <w:bottom w:w="0" w:type="dxa"/>
-          </w:tblCellMar>
-        </w:tblPrEx>
         <w:trPr>
           <w:tblHeader/>
         </w:trPr>
@@ -23233,12 +22680,6 @@
         </w:tc>
       </w:tr>
       <w:tr>
-        <w:tblPrEx>
-          <w:tblCellMar>
-            <w:top w:w="0" w:type="dxa"/>
-            <w:bottom w:w="0" w:type="dxa"/>
-          </w:tblCellMar>
-        </w:tblPrEx>
         <w:tc>
           <w:tcPr>
             <w:tcW w:w="3600" w:type="dxa"/>
@@ -23311,12 +22752,6 @@
         </w:tc>
       </w:tr>
       <w:tr>
-        <w:tblPrEx>
-          <w:tblCellMar>
-            <w:top w:w="0" w:type="dxa"/>
-            <w:bottom w:w="0" w:type="dxa"/>
-          </w:tblCellMar>
-        </w:tblPrEx>
         <w:tc>
           <w:tcPr>
             <w:tcW w:w="3600" w:type="dxa"/>
@@ -23425,12 +22860,6 @@
         </w:tc>
       </w:tr>
       <w:tr>
-        <w:tblPrEx>
-          <w:tblCellMar>
-            <w:top w:w="0" w:type="dxa"/>
-            <w:bottom w:w="0" w:type="dxa"/>
-          </w:tblCellMar>
-        </w:tblPrEx>
         <w:tc>
           <w:tcPr>
             <w:tcW w:w="3600" w:type="dxa"/>
@@ -23555,12 +22984,6 @@
         </w:tc>
       </w:tr>
       <w:tr>
-        <w:tblPrEx>
-          <w:tblCellMar>
-            <w:top w:w="0" w:type="dxa"/>
-            <w:bottom w:w="0" w:type="dxa"/>
-          </w:tblCellMar>
-        </w:tblPrEx>
         <w:tc>
           <w:tcPr>
             <w:tcW w:w="3600" w:type="dxa"/>
@@ -23633,12 +23056,6 @@
         </w:tc>
       </w:tr>
       <w:tr>
-        <w:tblPrEx>
-          <w:tblCellMar>
-            <w:top w:w="0" w:type="dxa"/>
-            <w:bottom w:w="0" w:type="dxa"/>
-          </w:tblCellMar>
-        </w:tblPrEx>
         <w:tc>
           <w:tcPr>
             <w:tcW w:w="3600" w:type="dxa"/>
@@ -23750,12 +23167,6 @@
         <w:gridCol w:w="5812"/>
       </w:tblGrid>
       <w:tr>
-        <w:tblPrEx>
-          <w:tblCellMar>
-            <w:top w:w="0" w:type="dxa"/>
-            <w:bottom w:w="0" w:type="dxa"/>
-          </w:tblCellMar>
-        </w:tblPrEx>
         <w:trPr>
           <w:tblHeader/>
         </w:trPr>
@@ -23817,12 +23228,6 @@
         </w:tc>
       </w:tr>
       <w:tr>
-        <w:tblPrEx>
-          <w:tblCellMar>
-            <w:top w:w="0" w:type="dxa"/>
-            <w:bottom w:w="0" w:type="dxa"/>
-          </w:tblCellMar>
-        </w:tblPrEx>
         <w:tc>
           <w:tcPr>
             <w:tcW w:w="4106" w:type="dxa"/>
@@ -23890,12 +23295,6 @@
         </w:tc>
       </w:tr>
       <w:tr>
-        <w:tblPrEx>
-          <w:tblCellMar>
-            <w:top w:w="0" w:type="dxa"/>
-            <w:bottom w:w="0" w:type="dxa"/>
-          </w:tblCellMar>
-        </w:tblPrEx>
         <w:tc>
           <w:tcPr>
             <w:tcW w:w="4106" w:type="dxa"/>
@@ -23979,12 +23378,6 @@
         </w:tc>
       </w:tr>
       <w:tr>
-        <w:tblPrEx>
-          <w:tblCellMar>
-            <w:top w:w="0" w:type="dxa"/>
-            <w:bottom w:w="0" w:type="dxa"/>
-          </w:tblCellMar>
-        </w:tblPrEx>
         <w:tc>
           <w:tcPr>
             <w:tcW w:w="4106" w:type="dxa"/>
@@ -24068,12 +23461,6 @@
         </w:tc>
       </w:tr>
       <w:tr>
-        <w:tblPrEx>
-          <w:tblCellMar>
-            <w:top w:w="0" w:type="dxa"/>
-            <w:bottom w:w="0" w:type="dxa"/>
-          </w:tblCellMar>
-        </w:tblPrEx>
         <w:tc>
           <w:tcPr>
             <w:tcW w:w="4106" w:type="dxa"/>
@@ -24157,12 +23544,6 @@
         </w:tc>
       </w:tr>
       <w:tr>
-        <w:tblPrEx>
-          <w:tblCellMar>
-            <w:top w:w="0" w:type="dxa"/>
-            <w:bottom w:w="0" w:type="dxa"/>
-          </w:tblCellMar>
-        </w:tblPrEx>
         <w:tc>
           <w:tcPr>
             <w:tcW w:w="4106" w:type="dxa"/>
@@ -24248,12 +23629,6 @@
         </w:tc>
       </w:tr>
       <w:tr>
-        <w:tblPrEx>
-          <w:tblCellMar>
-            <w:top w:w="0" w:type="dxa"/>
-            <w:bottom w:w="0" w:type="dxa"/>
-          </w:tblCellMar>
-        </w:tblPrEx>
         <w:tc>
           <w:tcPr>
             <w:tcW w:w="4106" w:type="dxa"/>
@@ -24330,12 +23705,6 @@
         </w:tc>
       </w:tr>
       <w:tr>
-        <w:tblPrEx>
-          <w:tblCellMar>
-            <w:top w:w="0" w:type="dxa"/>
-            <w:bottom w:w="0" w:type="dxa"/>
-          </w:tblCellMar>
-        </w:tblPrEx>
         <w:tc>
           <w:tcPr>
             <w:tcW w:w="4106" w:type="dxa"/>
@@ -24403,12 +23772,6 @@
         </w:tc>
       </w:tr>
       <w:tr>
-        <w:tblPrEx>
-          <w:tblCellMar>
-            <w:top w:w="0" w:type="dxa"/>
-            <w:bottom w:w="0" w:type="dxa"/>
-          </w:tblCellMar>
-        </w:tblPrEx>
         <w:tc>
           <w:tcPr>
             <w:tcW w:w="4106" w:type="dxa"/>
@@ -24476,12 +23839,6 @@
         </w:tc>
       </w:tr>
       <w:tr>
-        <w:tblPrEx>
-          <w:tblCellMar>
-            <w:top w:w="0" w:type="dxa"/>
-            <w:bottom w:w="0" w:type="dxa"/>
-          </w:tblCellMar>
-        </w:tblPrEx>
         <w:tc>
           <w:tcPr>
             <w:tcW w:w="4106" w:type="dxa"/>
@@ -24614,12 +23971,6 @@
         <w:gridCol w:w="9910"/>
       </w:tblGrid>
       <w:tr>
-        <w:tblPrEx>
-          <w:tblCellMar>
-            <w:top w:w="0" w:type="dxa"/>
-            <w:bottom w:w="0" w:type="dxa"/>
-          </w:tblCellMar>
-        </w:tblPrEx>
         <w:tc>
           <w:tcPr>
             <w:tcW w:w="9910" w:type="dxa"/>
@@ -24665,12 +24016,6 @@
         </w:tc>
       </w:tr>
       <w:tr>
-        <w:tblPrEx>
-          <w:tblCellMar>
-            <w:top w:w="0" w:type="dxa"/>
-            <w:bottom w:w="0" w:type="dxa"/>
-          </w:tblCellMar>
-        </w:tblPrEx>
         <w:tc>
           <w:tcPr>
             <w:tcW w:w="9910" w:type="dxa"/>
@@ -24791,12 +24136,6 @@
         <w:gridCol w:w="5670"/>
       </w:tblGrid>
       <w:tr>
-        <w:tblPrEx>
-          <w:tblCellMar>
-            <w:top w:w="0" w:type="dxa"/>
-            <w:bottom w:w="0" w:type="dxa"/>
-          </w:tblCellMar>
-        </w:tblPrEx>
         <w:trPr>
           <w:tblHeader/>
         </w:trPr>
@@ -24864,12 +24203,6 @@
         </w:tc>
       </w:tr>
       <w:tr>
-        <w:tblPrEx>
-          <w:tblCellMar>
-            <w:top w:w="0" w:type="dxa"/>
-            <w:bottom w:w="0" w:type="dxa"/>
-          </w:tblCellMar>
-        </w:tblPrEx>
         <w:tc>
           <w:tcPr>
             <w:tcW w:w="4248" w:type="dxa"/>
@@ -24959,12 +24292,6 @@
         </w:tc>
       </w:tr>
       <w:tr>
-        <w:tblPrEx>
-          <w:tblCellMar>
-            <w:top w:w="0" w:type="dxa"/>
-            <w:bottom w:w="0" w:type="dxa"/>
-          </w:tblCellMar>
-        </w:tblPrEx>
         <w:tc>
           <w:tcPr>
             <w:tcW w:w="4248" w:type="dxa"/>
@@ -25074,12 +24401,6 @@
         </w:tc>
       </w:tr>
       <w:tr>
-        <w:tblPrEx>
-          <w:tblCellMar>
-            <w:top w:w="0" w:type="dxa"/>
-            <w:bottom w:w="0" w:type="dxa"/>
-          </w:tblCellMar>
-        </w:tblPrEx>
         <w:tc>
           <w:tcPr>
             <w:tcW w:w="4248" w:type="dxa"/>
@@ -25189,12 +24510,6 @@
         </w:tc>
       </w:tr>
       <w:tr>
-        <w:tblPrEx>
-          <w:tblCellMar>
-            <w:top w:w="0" w:type="dxa"/>
-            <w:bottom w:w="0" w:type="dxa"/>
-          </w:tblCellMar>
-        </w:tblPrEx>
         <w:tc>
           <w:tcPr>
             <w:tcW w:w="4248" w:type="dxa"/>
@@ -25304,12 +24619,6 @@
         </w:tc>
       </w:tr>
       <w:tr>
-        <w:tblPrEx>
-          <w:tblCellMar>
-            <w:top w:w="0" w:type="dxa"/>
-            <w:bottom w:w="0" w:type="dxa"/>
-          </w:tblCellMar>
-        </w:tblPrEx>
         <w:tc>
           <w:tcPr>
             <w:tcW w:w="4248" w:type="dxa"/>
@@ -25419,12 +24728,6 @@
         </w:tc>
       </w:tr>
       <w:tr>
-        <w:tblPrEx>
-          <w:tblCellMar>
-            <w:top w:w="0" w:type="dxa"/>
-            <w:bottom w:w="0" w:type="dxa"/>
-          </w:tblCellMar>
-        </w:tblPrEx>
         <w:tc>
           <w:tcPr>
             <w:tcW w:w="4248" w:type="dxa"/>
@@ -25534,12 +24837,6 @@
         </w:tc>
       </w:tr>
       <w:tr>
-        <w:tblPrEx>
-          <w:tblCellMar>
-            <w:top w:w="0" w:type="dxa"/>
-            <w:bottom w:w="0" w:type="dxa"/>
-          </w:tblCellMar>
-        </w:tblPrEx>
         <w:tc>
           <w:tcPr>
             <w:tcW w:w="4248" w:type="dxa"/>
@@ -25609,12 +24906,6 @@
         </w:tc>
       </w:tr>
       <w:tr>
-        <w:tblPrEx>
-          <w:tblCellMar>
-            <w:top w:w="0" w:type="dxa"/>
-            <w:bottom w:w="0" w:type="dxa"/>
-          </w:tblCellMar>
-        </w:tblPrEx>
         <w:tc>
           <w:tcPr>
             <w:tcW w:w="4248" w:type="dxa"/>
@@ -25724,12 +25015,6 @@
         </w:tc>
       </w:tr>
       <w:tr>
-        <w:tblPrEx>
-          <w:tblCellMar>
-            <w:top w:w="0" w:type="dxa"/>
-            <w:bottom w:w="0" w:type="dxa"/>
-          </w:tblCellMar>
-        </w:tblPrEx>
         <w:tc>
           <w:tcPr>
             <w:tcW w:w="4248" w:type="dxa"/>
@@ -25864,12 +25149,6 @@
         <w:gridCol w:w="3117"/>
       </w:tblGrid>
       <w:tr>
-        <w:tblPrEx>
-          <w:tblCellMar>
-            <w:top w:w="0" w:type="dxa"/>
-            <w:bottom w:w="0" w:type="dxa"/>
-          </w:tblCellMar>
-        </w:tblPrEx>
         <w:trPr>
           <w:tblHeader/>
         </w:trPr>
@@ -25992,12 +25271,6 @@
         </w:tc>
       </w:tr>
       <w:tr>
-        <w:tblPrEx>
-          <w:tblCellMar>
-            <w:top w:w="0" w:type="dxa"/>
-            <w:bottom w:w="0" w:type="dxa"/>
-          </w:tblCellMar>
-        </w:tblPrEx>
         <w:tc>
           <w:tcPr>
             <w:tcW w:w="421" w:type="dxa"/>
@@ -26159,12 +25432,6 @@
         </w:tc>
       </w:tr>
       <w:tr>
-        <w:tblPrEx>
-          <w:tblCellMar>
-            <w:top w:w="0" w:type="dxa"/>
-            <w:bottom w:w="0" w:type="dxa"/>
-          </w:tblCellMar>
-        </w:tblPrEx>
         <w:tc>
           <w:tcPr>
             <w:tcW w:w="421" w:type="dxa"/>
@@ -26415,12 +25682,6 @@
         </w:tc>
       </w:tr>
       <w:tr>
-        <w:tblPrEx>
-          <w:tblCellMar>
-            <w:top w:w="0" w:type="dxa"/>
-            <w:bottom w:w="0" w:type="dxa"/>
-          </w:tblCellMar>
-        </w:tblPrEx>
         <w:tc>
           <w:tcPr>
             <w:tcW w:w="421" w:type="dxa"/>
@@ -26684,12 +25945,6 @@
         <w:gridCol w:w="3116"/>
       </w:tblGrid>
       <w:tr>
-        <w:tblPrEx>
-          <w:tblCellMar>
-            <w:top w:w="0" w:type="dxa"/>
-            <w:bottom w:w="0" w:type="dxa"/>
-          </w:tblCellMar>
-        </w:tblPrEx>
         <w:trPr>
           <w:tblHeader/>
         </w:trPr>
@@ -26780,12 +26035,6 @@
         </w:tc>
       </w:tr>
       <w:tr>
-        <w:tblPrEx>
-          <w:tblCellMar>
-            <w:top w:w="0" w:type="dxa"/>
-            <w:bottom w:w="0" w:type="dxa"/>
-          </w:tblCellMar>
-        </w:tblPrEx>
         <w:tc>
           <w:tcPr>
             <w:tcW w:w="427" w:type="dxa"/>
@@ -26994,12 +26243,6 @@
         </w:tc>
       </w:tr>
       <w:tr>
-        <w:tblPrEx>
-          <w:tblCellMar>
-            <w:top w:w="0" w:type="dxa"/>
-            <w:bottom w:w="0" w:type="dxa"/>
-          </w:tblCellMar>
-        </w:tblPrEx>
         <w:tc>
           <w:tcPr>
             <w:tcW w:w="427" w:type="dxa"/>
@@ -27265,12 +26508,6 @@
         <w:gridCol w:w="3256"/>
       </w:tblGrid>
       <w:tr>
-        <w:tblPrEx>
-          <w:tblCellMar>
-            <w:top w:w="0" w:type="dxa"/>
-            <w:bottom w:w="0" w:type="dxa"/>
-          </w:tblCellMar>
-        </w:tblPrEx>
         <w:trPr>
           <w:tblHeader/>
         </w:trPr>
@@ -27361,12 +26598,6 @@
         </w:tc>
       </w:tr>
       <w:tr>
-        <w:tblPrEx>
-          <w:tblCellMar>
-            <w:top w:w="0" w:type="dxa"/>
-            <w:bottom w:w="0" w:type="dxa"/>
-          </w:tblCellMar>
-        </w:tblPrEx>
         <w:tc>
           <w:tcPr>
             <w:tcW w:w="427" w:type="dxa"/>
@@ -27610,12 +26841,6 @@
         </w:tc>
       </w:tr>
       <w:tr>
-        <w:tblPrEx>
-          <w:tblCellMar>
-            <w:top w:w="0" w:type="dxa"/>
-            <w:bottom w:w="0" w:type="dxa"/>
-          </w:tblCellMar>
-        </w:tblPrEx>
         <w:tc>
           <w:tcPr>
             <w:tcW w:w="427" w:type="dxa"/>
@@ -28500,12 +27725,10 @@
         </w:rPr>
         <w:t>klinice]</w:t>
       </w:r>
-      <w:bookmarkStart w:id="0" w:name="_GoBack"/>
-      <w:bookmarkEnd w:id="0"/>
     </w:p>
     <w:sectPr>
-      <w:headerReference w:type="default" r:id="rId7"/>
-      <w:footerReference w:type="default" r:id="rId8"/>
+      <w:headerReference w:type="default" r:id="rId12"/>
+      <w:footerReference w:type="default" r:id="rId13"/>
       <w:pgSz w:w="11906" w:h="16838"/>
       <w:pgMar w:top="907" w:right="1134" w:bottom="1134" w:left="851" w:header="709" w:footer="709" w:gutter="0"/>
       <w:cols w:space="708"/>
@@ -28574,7 +27797,6 @@
       </w:sdtPr>
       <w:sdtEndPr>
         <w:rPr>
-          <w:color w:val="767171" w:themeColor="background2" w:themeShade="80"/>
           <w:sz w:val="16"/>
           <w:szCs w:val="16"/>
         </w:rPr>
